--- a/zaini_case_audit_output/outputs/word/documents/012_جدول مواعيد تبادل المذكرات والمستندات في الدعوى رقم (4717) لعام 1442هـ أمام الدا.docx
+++ b/zaini_case_audit_output/outputs/word/documents/012_جدول مواعيد تبادل المذكرات والمستندات في الدعوى رقم (4717) لعام 1442هـ أمام الدا.docx
@@ -104,7 +104,7 @@
           <w:b w:val="0"/>
           <w:i w:val="0"/>
         </w:rPr>
-        <w:t>التاريخ : ١٤٤٣/٠١/٠٣ الوقت ١٢:٥٨ م</w:t>
+        <w:t>م ١٢:٥٨ تقولا ١٤٤٣/٠١/٠٣ : خيراتلا</w:t>
       </w:r>
     </w:p>
     <w:p>
@@ -130,7 +130,7 @@
           <w:b w:val="0"/>
           <w:i w:val="0"/>
         </w:rPr>
-        <w:t>بیانات الدعوى</w:t>
+        <w:t>ىوعدلا تانایب</w:t>
       </w:r>
     </w:p>
     <w:p>
@@ -156,7 +156,7 @@
           <w:b w:val="0"/>
           <w:i w:val="0"/>
         </w:rPr>
-        <w:t>التاریخ</w:t>
+        <w:t>خیراتلا</w:t>
       </w:r>
     </w:p>
     <w:p>
@@ -169,7 +169,7 @@
           <w:b w:val="0"/>
           <w:i w:val="0"/>
         </w:rPr>
-        <w:t>االربعاء</w:t>
+        <w:t>ءاعبرلاا</w:t>
       </w:r>
     </w:p>
     <w:p>
@@ -182,7 +182,7 @@
           <w:b w:val="0"/>
           <w:i w:val="0"/>
         </w:rPr>
-        <w:t>١٤٤٢ الیوم</w:t>
+        <w:t>مویلا ١٤٤٢</w:t>
       </w:r>
     </w:p>
     <w:p>
@@ -195,7 +195,7 @@
           <w:b w:val="0"/>
           <w:i w:val="0"/>
         </w:rPr>
-        <w:t>لعام</w:t>
+        <w:t>ماعل</w:t>
       </w:r>
     </w:p>
     <w:p>
@@ -221,7 +221,7 @@
           <w:b w:val="0"/>
           <w:i w:val="0"/>
         </w:rPr>
-        <w:t>المدعی علیھ</w:t>
+        <w:t>ھیلع یعدملا</w:t>
       </w:r>
     </w:p>
     <w:p>
@@ -234,7 +234,7 @@
           <w:b w:val="0"/>
           <w:i w:val="0"/>
         </w:rPr>
-        <w:t>مواعيد اإليداع والتبادل</w:t>
+        <w:t>لدابتلاو عاديلإا ديعاوم</w:t>
       </w:r>
     </w:p>
     <w:p>
@@ -260,7 +260,7 @@
           <w:b w:val="0"/>
           <w:i w:val="0"/>
         </w:rPr>
-        <w:t>مالحظات</w:t>
+        <w:t>تاظحلام</w:t>
       </w:r>
     </w:p>
     <w:p>
@@ -351,7 +351,7 @@
           <w:b w:val="0"/>
           <w:i w:val="0"/>
         </w:rPr>
-        <w:t>عاتقة محمديحيى محمدعلي الحرازي</w:t>
+        <w:t>يزارحلا يلعدمحم ىيحيدمحم ةقتاع</w:t>
       </w:r>
     </w:p>
     <w:p>
@@ -390,7 +390,7 @@
           <w:b w:val="0"/>
           <w:i w:val="0"/>
         </w:rPr>
-        <w:t>الشروط و األحكـــام</w:t>
+        <w:t>ماـــكحلأا و طورشلا</w:t>
       </w:r>
     </w:p>
     <w:p>
@@ -403,7 +403,7 @@
           <w:b w:val="0"/>
           <w:i w:val="0"/>
         </w:rPr>
-        <w:t>االلكتروني). وأن اإلشعار يعتبر مبلغا بمجرد ظهوره في صفحة اإلشعارات والتنبيهات أو إرساله. ٧ - ألتزم بمتابعة الرسائل واإلشعارات المتعلقة بالخدمة (من خالل صفحة اإلشعارات والتنبيهات في بوابة القضاء التجاري ومن خالل الرسائل المرسلة للجوال والبريد واالطالع على المذكرات التي يقدمها بقية األطراف. ٦ - ألتزم بمتابعة حالة تبادل المذكرات لمعرفة مواعيد المذكرات المطلوبة مني ومن بقية األطراف، وما يطرأ عليها من تعديالت، وتقديم المذكرات المطلوبة مني في مواعيدها، ٥ - أقر باطالعي على المواد النظامية المتعلقة بتبادل المذكرات. ٤ - أعلم بأنه يلزم إحضار أصول المستندات المقدمة أو صور مصدقة منها للمطابقة في موعد الجلسة التالية. العربية. ٣ - ألتزم بإرفاق المستندات المؤيدة لما يرد في المذكرة إذا لم يسبق إرفاقها في الئحة الدعوى أو في مذكرة سابقة. مع إرفاق ترجمة معتمدة للمستندات المدونة بلغة غير اللغة ٢ - ألتزم بتقديم جميع الطلبات والدفوع مرة واحدة في المذكرة، وعدم تجزئة الطلبات أو الدفوع على عدة مذكرات. ١ - ألتزم بتدوين ملخص المذكرة ومحتواها كاملين في الحقلين المخصصين لذلك.</w:t>
+        <w:t>.كلذل نيصصخملا نيلقحلا يف نيلماك اهاوتحمو ةركذملا صخلم نيودتب مزتلأ - ١ .تاركذم ةدع ىلع عوفدلا وأ تابلطلا ةئزجت مدعو ،ةركذملا يف ةدحاو ةرم عوفدلاو تابلطلا عيمج ميدقتب مزتلأ - ٢ ةغللا ريغ ةغلب ةنودملا تادنتسملل ةدمتعم ةمجرت قافرإ عم .ةقباس ةركذم يف وأ ىوعدلا ةحئلا يف اهقافرإ قبسي مل اذإ ةركذملا يف دري امل ةديؤملا تادنتسملا قافرإب مزتلأ - ٣ .ةيبرعلا .ةيلاتلا ةسلجلا دعوم يف ةقباطملل اهنم ةقدصم روص وأ ةمدقملا تادنتسملا لوصأ راضحإ مزلي هنأب ملعأ - ٤ .تاركذملا لدابتب ةقلعتملا ةيماظنلا داوملا ىلع يعلاطاب رقأ - ٥ ،اهديعاوم يف ينم ةبولطملا تاركذملا ميدقتو ،تلايدعت نم اهيلع أرطي امو ،فارطلأا ةيقب نمو ينم ةبولطملا تاركذملا ديعاوم ةفرعمل تاركذملا لدابت ةلاح ةعباتمب مزتلأ - ٦ .فارطلأا ةيقب اهمدقي يتلا تاركذملا ىلع علاطلااو ديربلاو لاوجلل ةلسرملا لئاسرلا للاخ نمو يراجتلا ءاضقلا ةباوب يف تاهيبنتلاو تاراعشلإا ةحفص للاخ نم) ةمدخلاب ةقلعتملا تاراعشلإاو لئاسرلا ةعباتمب مزتلأ - ٧ .هلاسرإ وأ تاهيبنتلاو تاراعشلإا ةحفص يف هروهظ درجمب اغلبم ربتعي راعشلإا نأو .(ينورتكللاا</w:t>
       </w:r>
     </w:p>
     <w:p>
@@ -416,7 +416,7 @@
           <w:b w:val="0"/>
           <w:i w:val="0"/>
         </w:rPr>
-        <w:t>الصفحة : ١ من ١</w:t>
+        <w:t>١ نم ١ : ةحفصلا</w:t>
       </w:r>
     </w:p>
     <w:sectPr>

--- a/zaini_case_audit_output/outputs/word/documents/012_جدول مواعيد تبادل المذكرات والمستندات في الدعوى رقم (4717) لعام 1442هـ أمام الدا.docx
+++ b/zaini_case_audit_output/outputs/word/documents/012_جدول مواعيد تبادل المذكرات والمستندات في الدعوى رقم (4717) لعام 1442هـ أمام الدا.docx
@@ -70,14 +70,13 @@
     <w:p/>
     <w:p>
       <w:pPr>
+        <w:pStyle w:val="Heading2"/>
         <w:jc w:val="right"/>
         <w:bidi/>
       </w:pPr>
       <w:r>
-        <w:rPr>
-          <w:b w:val="0"/>
-          <w:i w:val="0"/>
-        </w:rPr>
+        <w:t>[نص الضبط / الحكم — المتن الفعلي] ===</w:t>
+        <w:br/>
         <w:t>٧E٥A٢E٢A٨٣١B٢C٢٥٤٥A٩٤٠١٤٣C٧٠</w:t>
       </w:r>
     </w:p>
@@ -200,27 +199,25 @@
     </w:p>
     <w:p>
       <w:pPr>
+        <w:pStyle w:val="Heading2"/>
         <w:jc w:val="right"/>
         <w:bidi/>
       </w:pPr>
       <w:r>
-        <w:rPr>
-          <w:b w:val="0"/>
-          <w:i w:val="0"/>
-        </w:rPr>
+        <w:t>[بيانات الأطراف: المدعي / المدعى عليه / الحاضرون] ===</w:t>
+        <w:br/>
         <w:t>عاتقة محمديحيى محمدعلي الحرازي,وآخرون المدعي الدائرة رقم الدعوى</w:t>
       </w:r>
     </w:p>
     <w:p>
       <w:pPr>
+        <w:pStyle w:val="Heading2"/>
         <w:jc w:val="right"/>
         <w:bidi/>
       </w:pPr>
       <w:r>
-        <w:rPr>
-          <w:b w:val="0"/>
-          <w:i w:val="0"/>
-        </w:rPr>
+        <w:t>[نص الضبط / الحكم — المتن الفعلي] ===</w:t>
+        <w:br/>
         <w:t>ھیلع یعدملا</w:t>
       </w:r>
     </w:p>

--- a/zaini_case_audit_output/outputs/word/documents/012_جدول مواعيد تبادل المذكرات والمستندات في الدعوى رقم (4717) لعام 1442هـ أمام الدا.docx
+++ b/zaini_case_audit_output/outputs/word/documents/012_جدول مواعيد تبادل المذكرات والمستندات في الدعوى رقم (4717) لعام 1442هـ أمام الدا.docx
@@ -405,15 +405,14 @@
     </w:p>
     <w:p>
       <w:pPr>
+        <w:pStyle w:val="Heading2"/>
         <w:jc w:val="right"/>
         <w:bidi/>
       </w:pPr>
       <w:r>
-        <w:rPr>
-          <w:b w:val="0"/>
-          <w:i w:val="0"/>
-        </w:rPr>
-        <w:t>١ نم ١ : ةحفصلا</w:t>
+        <w:t>[ترويسة / كليشة وزارة العدل — معلومات رسمية متكررة] ===</w:t>
+        <w:br/>
+        <w:t>الصفحة : ١ من ١</w:t>
       </w:r>
     </w:p>
     <w:sectPr>

--- a/zaini_case_audit_output/outputs/word/documents/012_جدول مواعيد تبادل المذكرات والمستندات في الدعوى رقم (4717) لعام 1442هـ أمام الدا.docx
+++ b/zaini_case_audit_output/outputs/word/documents/012_جدول مواعيد تبادل المذكرات والمستندات في الدعوى رقم (4717) لعام 1442هـ أمام الدا.docx
@@ -75,7 +75,7 @@
         <w:bidi/>
       </w:pPr>
       <w:r>
-        <w:t>[نص الضبط / الحكم — المتن الفعلي] ===</w:t>
+        <w:t>[المتن الفعلي: الوقائع / الأسباب / المنطوق] ===</w:t>
         <w:br/>
         <w:t>٧E٥A٢E٢A٨٣١B٢C٢٥٤٥A٩٤٠١٤٣C٧٠</w:t>
       </w:r>
@@ -216,7 +216,7 @@
         <w:bidi/>
       </w:pPr>
       <w:r>
-        <w:t>[نص الضبط / الحكم — المتن الفعلي] ===</w:t>
+        <w:t>[المتن الفعلي: الوقائع / الأسباب / المنطوق] ===</w:t>
         <w:br/>
         <w:t>ھیلع یعدملا</w:t>
       </w:r>
@@ -410,7 +410,7 @@
         <w:bidi/>
       </w:pPr>
       <w:r>
-        <w:t>[ترويسة / كليشة وزارة العدل — معلومات رسمية متكررة] ===</w:t>
+        <w:t>[ترويسة / كليشة رسمية — معلومات متكررة] ===</w:t>
         <w:br/>
         <w:t>الصفحة : ١ من ١</w:t>
       </w:r>

--- a/zaini_case_audit_output/outputs/word/documents/012_جدول مواعيد تبادل المذكرات والمستندات في الدعوى رقم (4717) لعام 1442هـ أمام الدا.docx
+++ b/zaini_case_audit_output/outputs/word/documents/012_جدول مواعيد تبادل المذكرات والمستندات في الدعوى رقم (4717) لعام 1442هـ أمام الدا.docx
@@ -129,7 +129,7 @@
           <w:b w:val="0"/>
           <w:i w:val="0"/>
         </w:rPr>
-        <w:t>ىوعدلا تانایب</w:t>
+        <w:t>بیانات الدعوى</w:t>
       </w:r>
     </w:p>
     <w:p>
@@ -348,7 +348,7 @@
           <w:b w:val="0"/>
           <w:i w:val="0"/>
         </w:rPr>
-        <w:t>يزارحلا يلعدمحم ىيحيدمحم ةقتاع</w:t>
+        <w:t>عاتقة محمديحيى محمدعلي الحرازي</w:t>
       </w:r>
     </w:p>
     <w:p>
@@ -392,15 +392,14 @@
     </w:p>
     <w:p>
       <w:pPr>
+        <w:pStyle w:val="Heading2"/>
         <w:jc w:val="right"/>
         <w:bidi/>
       </w:pPr>
       <w:r>
-        <w:rPr>
-          <w:b w:val="0"/>
-          <w:i w:val="0"/>
-        </w:rPr>
-        <w:t>.كلذل نيصصخملا نيلقحلا يف نيلماك اهاوتحمو ةركذملا صخلم نيودتب مزتلأ - ١ .تاركذم ةدع ىلع عوفدلا وأ تابلطلا ةئزجت مدعو ،ةركذملا يف ةدحاو ةرم عوفدلاو تابلطلا عيمج ميدقتب مزتلأ - ٢ ةغللا ريغ ةغلب ةنودملا تادنتسملل ةدمتعم ةمجرت قافرإ عم .ةقباس ةركذم يف وأ ىوعدلا ةحئلا يف اهقافرإ قبسي مل اذإ ةركذملا يف دري امل ةديؤملا تادنتسملا قافرإب مزتلأ - ٣ .ةيبرعلا .ةيلاتلا ةسلجلا دعوم يف ةقباطملل اهنم ةقدصم روص وأ ةمدقملا تادنتسملا لوصأ راضحإ مزلي هنأب ملعأ - ٤ .تاركذملا لدابتب ةقلعتملا ةيماظنلا داوملا ىلع يعلاطاب رقأ - ٥ ،اهديعاوم يف ينم ةبولطملا تاركذملا ميدقتو ،تلايدعت نم اهيلع أرطي امو ،فارطلأا ةيقب نمو ينم ةبولطملا تاركذملا ديعاوم ةفرعمل تاركذملا لدابت ةلاح ةعباتمب مزتلأ - ٦ .فارطلأا ةيقب اهمدقي يتلا تاركذملا ىلع علاطلااو ديربلاو لاوجلل ةلسرملا لئاسرلا للاخ نمو يراجتلا ءاضقلا ةباوب يف تاهيبنتلاو تاراعشلإا ةحفص للاخ نم) ةمدخلاب ةقلعتملا تاراعشلإاو لئاسرلا ةعباتمب مزتلأ - ٧ .هلاسرإ وأ تاهيبنتلاو تاراعشلإا ةحفص يف هروهظ درجمب اغلبم ربتعي راعشلإا نأو .(ينورتكللاا</w:t>
+        <w:t>[الطلبات / المرفقات] ===</w:t>
+        <w:br/>
+        <w:t>االلكتروني). وأن اإلشعار يعتبر مبلغا بمجرد ظهوره في صفحة اإلشعارات والتنبيهات أو إرساله. ٧ - ألتزم بمتابعة الرسائل واإلشعارات المتعلقة بالخدمة (من خالل صفحة اإلشعارات والتنبيهات في بوابة القضاء التجاري ومن خالل الرسائل المرسلة للجوال والبريد واالطالع على المذكرات التي يقدمها بقية األطراف. ٦ - ألتزم بمتابعة حالة تبادل المذكرات لمعرفة مواعيد المذكرات المطلوبة مني ومن بقية األطراف، وما يطرأ عليها من تعديالت، وتقديم المذكرات المطلوبة مني في مواعيدها، ٥ - أقر باطالعي على المواد النظامية المتعلقة بتبادل المذكرات. ٤ - أعلم بأنه يلزم إحضار أصول المستندات المقدمة أو صور مصدقة منها للمطابقة في موعد الجلسة التالية. العربية. ٣ - ألتزم بإرفاق المستندات المؤيدة لما يرد في المذكرة إذا لم يسبق إرفاقها في الئحة الدعوى أو في مذكرة سابقة. مع إرفاق ترجمة معتمدة للمستندات المدونة بلغة غير اللغة ٢ - ألتزم بتقديم جميع الطلبات والدفوع مرة واحدة في المذكرة، وعدم تجزئة الطلبات أو الدفوع على عدة مذكرات. ١ - ألتزم بتدوين ملخص المذكرة ومحتواها كاملين في الحقلين المخصصين لذلك.</w:t>
       </w:r>
     </w:p>
     <w:p>

--- a/zaini_case_audit_output/outputs/word/documents/012_جدول مواعيد تبادل المذكرات والمستندات في الدعوى رقم (4717) لعام 1442هـ أمام الدا.docx
+++ b/zaini_case_audit_output/outputs/word/documents/012_جدول مواعيد تبادل المذكرات والمستندات في الدعوى رقم (4717) لعام 1442هـ أمام الدا.docx
@@ -231,7 +231,7 @@
           <w:b w:val="0"/>
           <w:i w:val="0"/>
         </w:rPr>
-        <w:t>لدابتلاو عاديلإا ديعاوم</w:t>
+        <w:t>مواعيد اإليداع والتبادل</w:t>
       </w:r>
     </w:p>
     <w:p>
